--- a/tillsyn/A 61636-2025 tillsynsbegäran.docx
+++ b/tillsyn/A 61636-2025 tillsynsbegäran.docx
@@ -22,7 +22,7 @@
       <w:r>
         <w:drawing>
           <wp:inline xmlns:a="http://schemas.openxmlformats.org/drawingml/2006/main" xmlns:pic="http://schemas.openxmlformats.org/drawingml/2006/picture">
-            <wp:extent cx="5486400" cy="5063566"/>
+            <wp:extent cx="5486400" cy="5061961"/>
             <wp:docPr id="1" name="Picture 1"/>
             <wp:cNvGraphicFramePr>
               <a:graphicFrameLocks noChangeAspect="1"/>
@@ -43,7 +43,7 @@
                   <pic:spPr>
                     <a:xfrm>
                       <a:off x="0" y="0"/>
-                      <a:ext cx="5486400" cy="5063566"/>
+                      <a:ext cx="5486400" cy="5061961"/>
                     </a:xfrm>
                     <a:prstGeom prst="rect"/>
                   </pic:spPr>
@@ -60,12 +60,12 @@
         <w:spacing w:after="240"/>
       </w:pPr>
       <w:r>
-        <w:t>Figur 1. Fyndplatser för naturvårdsarter i och inom 2 meter från avverkningsanmälan. Markörer utan svart kant är placerade på fyndplatsen. Markörer med svart kant är placerade vid sidan av fyndplatsen har ett svart streck som visar fyndplatsens exakta position. Kartans mittpunktskoordinat är N 7171289, E 779415 i SWEREF 99 TM.</w:t>
+        <w:t>Figur 1. Fyndplatser för naturvårdsarter i och inom 6 meter från avverkningsanmälan. Markörer utan svart kant är placerade på fyndplatsen. Markörer med svart kant är placerade vid sidan av fyndplatsen har ett svart streck som visar fyndplatsens exakta position. Kartans mittpunktskoordinat är N 7171289, E 779415 i SWEREF 99 TM.</w:t>
       </w:r>
     </w:p>
     <w:p>
       <w:r>
-        <w:t>I och inom 2 meter från avverkningsanmälan finns fynd av 6 naturvårdsarter, varav 4 är rödlistade, 3 är fridlysta, 5 är typiska (T) och 1 är signalart (S): knärot (VU, T, §8), ulltickeporing (VU), tretåig hackspett (NT, T, §4), ullticka (NT, T), grönpyrola (S, T) och spillkråka (T, §4). Se Figur 1.</w:t>
+        <w:t>I och inom 6 meter från avverkningsanmälan finns fynd av 10 naturvårdsarter, varav 8 är rödlistade, 5 är fridlysta, 8 är typiska (T) och 1 är signalart (S): garnlav (VU, T), knärot (VU, T, §8), ulltickeporing (VU), lunglav (NT, T), mindre hackspett (NT, T, §4), talltita (NT, §4), tretåig hackspett (NT, T, §4), ullticka (NT, T), grönpyrola (S, T) och spillkråka (T, §4). Se Figur 1.</w:t>
       </w:r>
     </w:p>
     <w:p>
@@ -109,10 +109,10 @@
         <w:rPr>
           <w:b/>
         </w:rPr>
-        <w:t>Knärot (VU, §8)</w:t>
-      </w:r>
-      <w:r>
-        <w:t xml:space="preserve"> är typisk art för </w:t>
+        <w:t>Garnlav (VU)</w:t>
+      </w:r>
+      <w:r>
+        <w:t xml:space="preserve"> är en utpräglad barrskogsart som ibland kan drapera träden i norrländska grannaturskogar med hög luftfuktighet. Den förekommer även i talldominerade bestånd där den, förutom i trädens grenverk, påträffas hängande över ojämnheter i tallbarken. Arten har minskat starkt i södra och mellersta Sverige och den minskar även i sitt nordliga utbredningsområde. Minskningstakten uppgår till 30 (20–50) % inom 50 år och överstiger gränsvärdet för Sårbar (VU). Orsaken till tillbakagången beror främst på slutavverkningar av naturskogsartade skogar. Bestånd med riklig förekomst bör regelmässigt sparas, vilket även gynnar flera andra sällsynta och rödlistade arter. Garnlav är värdväxt för den mycket sällsynta och akut hotade fjärilen barrskogslavfly (CR) som hör hemma i boreala barrskogar med riklig förekomst av värdväxten. Tidigare kunde arten konstateras årligen på flera platser vid Dala-Floda i Dalarna innan lokalerna kalavverkades. Senaste fyndet i landet av barrskogslavfly är från år 2000 då den påträffades vid Högberget i Sollefteå kommun. Garnlav är typisk art för </w:t>
       </w:r>
       <w:r>
         <w:rPr>
@@ -127,6 +127,35 @@
         <w:rPr>
           <w:i/>
         </w:rPr>
+        <w:t xml:space="preserve"> 9070 Trädklädd betesmark</w:t>
+      </w:r>
+      <w:r>
+        <w:t xml:space="preserve"> (SLU Artdatabanken, 2026).</w:t>
+      </w:r>
+    </w:p>
+    <w:p>
+      <w:r>
+        <w:rPr>
+          <w:b/>
+        </w:rPr>
+        <w:t>Knärot (VU, §8)</w:t>
+      </w:r>
+      <w:r>
+        <w:t xml:space="preserve"> är typisk art för </w:t>
+      </w:r>
+      <w:r>
+        <w:rPr>
+          <w:i/>
+        </w:rPr>
+        <w:t xml:space="preserve">9010 Taiga </w:t>
+      </w:r>
+      <w:r>
+        <w:t>och</w:t>
+      </w:r>
+      <w:r>
+        <w:rPr>
+          <w:i/>
+        </w:rPr>
         <w:t xml:space="preserve"> 9050 Näringsrik granskog</w:t>
       </w:r>
       <w:r>
@@ -153,7 +182,7 @@
     </w:p>
     <w:p>
       <w:r>
-        <w:t>I det avverkningsanmälda området finns 13 fyndplatser för knärot registrerade på Artportalen. Figur 2 visar gränserna för buffertzoner på 50 m, som behöver lämnas kring fyndplatserna för att knärotslokalerna inte ska försvinna vid en avverkning. Av det avverkningsanmälda området överlappar 3.07 ha med buffertzonerna och får av detta skäl inte avverkas.</w:t>
+        <w:t>I det avverkningsanmälda området finns 35 fyndplatser för knärot registrerade på Artportalen. Figur 2 visar gränserna för buffertzoner på 50 m, som behöver lämnas kring fyndplatserna för att knärotslokalerna inte ska försvinna vid en avverkning. Av det avverkningsanmälda området överlappar 5.81 ha med buffertzonerna och får av detta skäl inte avverkas.</w:t>
       </w:r>
     </w:p>
     <w:p>
@@ -233,6 +262,93 @@
         <w:rPr>
           <w:b/>
         </w:rPr>
+        <w:t>Lunglav (NT)</w:t>
+      </w:r>
+      <w:r>
+        <w:t xml:space="preserve"> är en av vårt lands främsta signalarter som överallt indikerar gamla lövträd, skogsbestånd med höga naturvärden och ekosystem med långskoglig kontinuitet. Lokalt kan förekomsten vara mycket riklig men den hittas nästan enbart i gamla och ej slutavverkade skogar. Artens samtliga förekomster bör uppmärksammas från naturvårdssynpunkt, då många lokaler även hyser andra ovanliga och rödlistade arter. Rikliga förekomster bör skyddas med biotopskydd, frivilliga avsättningar eller reservat. På lunglav kan de sällsynta lavparasiterna lunglavshårprick (CR), </w:t>
+      </w:r>
+      <w:r>
+        <w:rPr>
+          <w:i/>
+        </w:rPr>
+        <w:t>Abrothallus diederichii</w:t>
+      </w:r>
+      <w:r>
+        <w:t xml:space="preserve"> (VU), </w:t>
+      </w:r>
+      <w:r>
+        <w:rPr>
+          <w:i/>
+        </w:rPr>
+        <w:t>Abrothallus lobariae</w:t>
+      </w:r>
+      <w:r>
+        <w:t xml:space="preserve"> (VU), </w:t>
+      </w:r>
+      <w:r>
+        <w:rPr>
+          <w:i/>
+        </w:rPr>
+        <w:t>Calycina lobariae</w:t>
+      </w:r>
+      <w:r>
+        <w:t xml:space="preserve"> (VU), lunglavsknapp (VU) och skrovelmössing (VU) påträffas. Lunglav är typisk art för </w:t>
+      </w:r>
+      <w:r>
+        <w:rPr>
+          <w:i/>
+        </w:rPr>
+        <w:t>9010 Taiga, 9020 Nordlig ädellövskog, 9110 Näringsfattig bokskog, 9130 Näringsrik bokskog, 9160 Näringsrik ekskog, 9180 Ädellövskog i branter, 9190 Näringsfattig ekskog, 9070 Trädklädd betesmark, 9040 Fjällbjörkskog</w:t>
+      </w:r>
+      <w:r>
+        <w:t xml:space="preserve"> och</w:t>
+      </w:r>
+      <w:r>
+        <w:rPr>
+          <w:i/>
+        </w:rPr>
+        <w:t xml:space="preserve"> 6530 Lövängar</w:t>
+      </w:r>
+      <w:r>
+        <w:t xml:space="preserve"> (SLU Artdatabanken, 2026; Nitare &amp; Skogsstyrelsen, 2019).</w:t>
+      </w:r>
+    </w:p>
+    <w:p>
+      <w:r>
+        <w:rPr>
+          <w:b/>
+        </w:rPr>
+        <w:t>Mindre hackspett (NT, §4)</w:t>
+      </w:r>
+      <w:r>
+        <w:t xml:space="preserve"> är rödlistad som nära hotad, fridlyst och prioriterad art i Skogsvårdslagen. Minskningstakten har uppgått till 25 (10–40) % under de senaste 15 åren och bedöms vara nära gränsvärdet för Sårbar (VU). (A2bc). Arten har stora revir och höga krav när det gäller förekomst av lövskog på landskapsnivå. För att häcka framgångsrikt behöver ett par cirka 40 ha äldre lövdominerad skog inom ett område på upp till 200 ha. Under vintern kan födosök även ske i äldre grandominerad skog. Mindre hackspett är typisk art för </w:t>
+      </w:r>
+      <w:r>
+        <w:rPr>
+          <w:i/>
+        </w:rPr>
+        <w:t>9010 Taiga, 9750 Svämlövskog, 9080 Lövsumpskog, 9030 Landhöjningsskog och 9040 Fjällbjörkskog</w:t>
+      </w:r>
+      <w:r>
+        <w:t xml:space="preserve"> (SLU Artdatabanken, 2021; Skogsstyrelsen, 2016).</w:t>
+      </w:r>
+    </w:p>
+    <w:p>
+      <w:r>
+        <w:rPr>
+          <w:b/>
+        </w:rPr>
+        <w:t>Talltita (NT, §4)</w:t>
+      </w:r>
+      <w:r>
+        <w:t>, rödlistad som nära hotad och prioriterad art i Skogsvårdslagen, har häckningsrevir i anmälan. Arten har minskat kraftigt de senaste 30 åren och minskningstakten innevarande 10-årsperiod beräknas till 20 (10–30) %. Talltitan är synnerligen trogen sitt cirka 15 hektar stora revir och är beroende av flerskiktade olikåldriga skogar för att kunna föda upp sina ungar. Talltitan försvinner om dess livsmiljö kalavverkas (Eggers &amp; Low, 2014; Ekman, 1979; Griesser et al, 2007; Klein, 2020; Siffczyk et al, 2003; SLU Artdatabanken, 2021).</w:t>
+      </w:r>
+    </w:p>
+    <w:p>
+      <w:r>
+        <w:rPr>
+          <w:b/>
+        </w:rPr>
         <w:t>Tretåig hackspett (NT, §4)</w:t>
       </w:r>
       <w:r>
@@ -408,7 +524,7 @@
     </w:p>
     <w:p>
       <w:r>
-        <w:t>Följande typiska arter har sina livsmiljöer och växtplatser i den avverkningsanmälda skogen: knärot (VU, T, §8), tretåig hackspett (NT, T, §4), ullticka (NT, T), grönpyrola (S, T) och spillkråka (T, §4).</w:t>
+        <w:t>Följande typiska arter har sina livsmiljöer och växtplatser i den avverkningsanmälda skogen: garnlav (VU, T), knärot (VU, T, §8), lunglav (NT, T), mindre hackspett (NT, T, §4), tretåig hackspett (NT, T, §4), ullticka (NT, T), grönpyrola (S, T) och spillkråka (T, §4).</w:t>
       </w:r>
     </w:p>
     <w:p>
@@ -802,6 +918,298 @@
       </w:r>
       <w:r>
         <w:t>SLU Artdatabanken, Uppsala.</w:t>
+      </w:r>
+    </w:p>
+    <w:p>
+      <w:pPr>
+        <w:pStyle w:val="Heading1"/>
+      </w:pPr>
+      <w:r>
+        <w:t>Lunglav – ekologi samt krav på livsmiljön</w:t>
+      </w:r>
+    </w:p>
+    <w:p>
+      <w:r>
+        <w:t xml:space="preserve">Lunglav (NT) är en av vårt lands främsta signalarter som överallt indikerar gamla lövträd, skogsbestånd med höga naturvärden och ekosystem med lång skoglig kontinuitet. Lokalt kan förekomsten vara mycket riklig men den hittas nästan enbart i gamla och ej slutavverkade skogar. Artens samtliga förekomster bör uppmärksammas från naturvårdssynpunkt, då många lokaler även hyser andra ovanliga och rödlistade arter, däribland de sällsynta lavparasiterna lunglavshårprick (CR), </w:t>
+      </w:r>
+      <w:r>
+        <w:rPr>
+          <w:i/>
+        </w:rPr>
+        <w:t>Abrothallus diederichii</w:t>
+      </w:r>
+      <w:r>
+        <w:t xml:space="preserve"> (VU), </w:t>
+      </w:r>
+      <w:r>
+        <w:rPr>
+          <w:i/>
+        </w:rPr>
+        <w:t>Abrothallus lobariae</w:t>
+      </w:r>
+      <w:r>
+        <w:t xml:space="preserve"> (VU), </w:t>
+      </w:r>
+      <w:r>
+        <w:rPr>
+          <w:i/>
+        </w:rPr>
+        <w:t>Calycina lobariae</w:t>
+      </w:r>
+      <w:r>
+        <w:t xml:space="preserve"> (VU), lunglavsknapp (VU) och skrovelmössing (VU), som växer på lunglav. Rikliga förekomster med lunglav bör skyddas med biotopskydd, frivilliga avsättningar eller reservat (SLU Artdatabanken, 2026; Nitare &amp; Skogsstyrelsen, 2019).</w:t>
+      </w:r>
+    </w:p>
+    <w:p>
+      <w:r>
+        <w:t xml:space="preserve">Lunglav är typisk art för </w:t>
+      </w:r>
+      <w:r>
+        <w:rPr>
+          <w:i/>
+        </w:rPr>
+        <w:t>9010 Taiga, 9020 Nordlig ädellövskog, 9110 Näringsfattig bokskog, 9130 Näringsrik bokskog, 9160 Näringsrik ekskog, 9180 Ädellövskog i branter, 9190 Näringsfattig ekskog, 9070 Trädklädd betesmark, 9040 Fjällbjörkskog</w:t>
+      </w:r>
+      <w:r>
+        <w:t xml:space="preserve"> och</w:t>
+      </w:r>
+      <w:r>
+        <w:rPr>
+          <w:i/>
+        </w:rPr>
+        <w:t xml:space="preserve"> 6530 Lövängar</w:t>
+      </w:r>
+      <w:r>
+        <w:t xml:space="preserve"> (SLU Artdatabanken, 2026).</w:t>
+      </w:r>
+    </w:p>
+    <w:p>
+      <w:pPr>
+        <w:pStyle w:val="Heading2"/>
+      </w:pPr>
+      <w:r>
+        <w:t>Referenser – lunglav</w:t>
+      </w:r>
+    </w:p>
+    <w:p>
+      <w:r>
+        <w:t xml:space="preserve">Nitare, J. och Skogsstyrelsen, 2019. </w:t>
+      </w:r>
+      <w:r>
+        <w:rPr>
+          <w:i/>
+        </w:rPr>
+        <w:t xml:space="preserve">Skyddsvärd skog – Naturvårdsarter och andra kriterier för naturvärdesbedömning. </w:t>
+      </w:r>
+      <w:r>
+        <w:t>Skogsstyrelsen.</w:t>
+      </w:r>
+    </w:p>
+    <w:p>
+      <w:r>
+        <w:t xml:space="preserve">SLU Artdatabanken, 2026. </w:t>
+      </w:r>
+      <w:r>
+        <w:rPr>
+          <w:i/>
+        </w:rPr>
+        <w:t xml:space="preserve">Artfaktablad. Naturvård – artfakta. </w:t>
+      </w:r>
+      <w:r>
+        <w:t>SLU Artdatabanken, Uppsala.</w:t>
+      </w:r>
+    </w:p>
+    <w:p>
+      <w:pPr>
+        <w:pStyle w:val="Heading1"/>
+      </w:pPr>
+      <w:r>
+        <w:t>Mindre hackspett – ekologi samt krav på livsmiljön</w:t>
+      </w:r>
+    </w:p>
+    <w:p>
+      <w:r>
+        <w:t xml:space="preserve">Mindre hackspett (NT) är rödlistad som nära hotad, fridlyst och prioriterad art i Skogsvårdslagen. Den är typisk art för </w:t>
+      </w:r>
+      <w:r>
+        <w:rPr>
+          <w:i/>
+        </w:rPr>
+        <w:t>9010 Taiga, 9750 Svämlövskog, 9080 Lövsumpskog, 9030 Landhöjningsskog och 9040 Fjällbjörkskog</w:t>
+      </w:r>
+      <w:r>
+        <w:t>. Minskningstakten har uppgått till 25 (10–40) % under de senaste 15 åren och bedöms vara nära gränsvärdet för Sårbar (VU). (A2bc). (SLU Artdatabanken 2021).</w:t>
+      </w:r>
+    </w:p>
+    <w:p>
+      <w:r>
+        <w:t>Den mindre hackspetten lever i löv- och blandskog med förekomst av äldre lövträd, gärna ädellövträd i södra Sverige. Norrut förekommer arten i gamla löv- och blandskogar med al, björk och asp. Ett mycket glest bestånd förekommer i fjällbjörkskogen. Under vintern kan födosök ske även i äldre grandominerad skog, troligen för att den ger bättre skydd mot rovdjur och rovfåglar än ren lövskog. (SLU Artdatabanken, 2021).</w:t>
+      </w:r>
+    </w:p>
+    <w:p>
+      <w:r>
+        <w:t>Arten har stora revir och höga krav när det gäller förekomst av lövskog på landskapsnivå. För att häcka framgångsrikt behöver ett par cirka 40 ha äldre lövdominerad skog inom ett område på upp till 200 ha. Under vintern utsträcks födosöket till ett större område på flera hundra hektar, men varje individ återvänder till samma natthål kväll efter kväll. Arten häckar i murkna lövträdsstammar eller stubbar (oftast klibbal eller björk), vanligen 3–7 meter över marken. Ett nytt bohål hackas ut varje vår (Skogsstyrelsen, 2016 &amp; SLU Artdatabanken, 2021).</w:t>
+      </w:r>
+    </w:p>
+    <w:p>
+      <w:r>
+        <w:t>Den mindre hackspetten missgynnas av gallring i löv- och blandskogar, om lövträd tas bort. Vidare så missgynnas arten starkt genom avverkning av äldre lövträd, dränering och avverkning av al- och björkkärr, röjning eller gallring av täta strandskogar, alkärr samt borttagande av murkna träd och grenar. Nedhuggning av äldre hagmarksbjörkar och alar är också negativt. Arten hotas dessutom av biobränsleuttag i gamla inägomarker och andra lövskogar (Skogsstyrelsen, 2016 &amp; SLU Artdatabanken, 2021).</w:t>
+      </w:r>
+    </w:p>
+    <w:p>
+      <w:pPr>
+        <w:pStyle w:val="Heading2"/>
+      </w:pPr>
+      <w:r>
+        <w:t>Referenser – mindre hackspett</w:t>
+      </w:r>
+    </w:p>
+    <w:p>
+      <w:r>
+        <w:t xml:space="preserve">Skogsstyrelsen, 2016. </w:t>
+      </w:r>
+      <w:r>
+        <w:rPr>
+          <w:i/>
+        </w:rPr>
+        <w:t xml:space="preserve">Vägledning för hänsyn till mindre hackspett. </w:t>
+      </w:r>
+      <w:r>
+        <w:t>https://www.skogsstyrelsen.se/globalassets/lag-och-tillsyn/artskydd/vagledningar-for-hansyn-till-faglar/mindre-hackspett-vagledning-hansyn2.pdf</w:t>
+      </w:r>
+    </w:p>
+    <w:p>
+      <w:r>
+        <w:t xml:space="preserve">SLU Artdatabanken, 2021. </w:t>
+      </w:r>
+      <w:r>
+        <w:rPr>
+          <w:i/>
+        </w:rPr>
+        <w:t xml:space="preserve">Artfaktablad. Naturvård – artfakta. </w:t>
+      </w:r>
+      <w:r>
+        <w:t>SLU Artdatabanken, Uppsala</w:t>
+      </w:r>
+    </w:p>
+    <w:p>
+      <w:pPr>
+        <w:pStyle w:val="Heading1"/>
+      </w:pPr>
+      <w:r>
+        <w:t>Talltita – ekologi samt krav på livsmiljön</w:t>
+      </w:r>
+    </w:p>
+    <w:p>
+      <w:r>
+        <w:t>Talltita är rödlistad som NT, fridlyst och prioriterad art i Skogsvårdslagen. Den omfattas av EU:s fågeldirektiv. Arten har minskat kraftigt de senaste 30 åren och minskningstakten innevarande 10-årsperiod beräknas till 20 (10–30) % (SLU Artdatabanken, 2022).</w:t>
+      </w:r>
+    </w:p>
+    <w:p>
+      <w:r>
+        <w:t>Talltita föredrar större sammanhängande barrskogar, och finns såväl i tallskog som granskog och i lövblandad barrskog. Skogens struktur är viktig och ska helst vara flerskiktad med riklig underväxt av mindre granar, björk och andra lövträd och buskar. Tillgång på murknande högstubbar är särskilt viktig, eftersom talltitan helst själv hackar ut sitt bohål (SLU Artdatabanken, 2022).</w:t>
+      </w:r>
+    </w:p>
+    <w:p>
+      <w:r>
+        <w:t>Det finns flera studier som visar att talltita är känslig för gallring och inte överlever när dess livsmiljö kalavverkas (Eggers and Low, 2014; Griesser et al., 2007; Klein, 2020). Talltitans revir är förhållandevis stora, 10–20 hektar och arten missgynnas när skogen fragmenteras. Kalavverkning av större delar av reviret innebär att det överges (Artdatabanken, 2021).</w:t>
+      </w:r>
+    </w:p>
+    <w:p>
+      <w:r>
+        <w:t>Talltitan är synnerligen trogen sitt revir så länge paret lever och biotopen förblir intakt. Paret stannar i sitt revir året om. En förlust av ett revir har därför en stor inverkan på den lokala populationen och trakthyggesbruket anses vara orsak till den svenska populationens kraftiga minskning. Talltiteparets revirtrohet innebär att närhelst under året man observerar en adult talltita så ingår denna plats i reviret (Siffczyk et al., 2003; Ekman, 1979).</w:t>
+      </w:r>
+    </w:p>
+    <w:p>
+      <w:pPr>
+        <w:pStyle w:val="Heading2"/>
+      </w:pPr>
+      <w:r>
+        <w:t>Referenser – talltita</w:t>
+      </w:r>
+    </w:p>
+    <w:p>
+      <w:r>
+        <w:t xml:space="preserve">Eggers, S., Low, M., 2014. </w:t>
+      </w:r>
+      <w:r>
+        <w:rPr>
+          <w:i/>
+        </w:rPr>
+        <w:t xml:space="preserve">Differential demographic responses of sympatric Parids to vegetation management in boreal forest. </w:t>
+      </w:r>
+      <w:r>
+        <w:t>For. Ecol. Manage. 319, 169–175.</w:t>
+      </w:r>
+    </w:p>
+    <w:p>
+      <w:r>
+        <w:t xml:space="preserve">Ekman, J., 1979. </w:t>
+      </w:r>
+      <w:r>
+        <w:rPr>
+          <w:i/>
+        </w:rPr>
+        <w:t xml:space="preserve">Coherence, composition and territories of winter social groups of the Willow Tit Parus montanus and the Crested Tit P. cristatus. </w:t>
+      </w:r>
+      <w:r>
+        <w:t>Ornis Scandinavica, 10, pp 56–68</w:t>
+      </w:r>
+    </w:p>
+    <w:p>
+      <w:r>
+        <w:t xml:space="preserve">Griesser, M., Nystrand, M., Eggers, S., Ekman, J., 2007. </w:t>
+      </w:r>
+      <w:r>
+        <w:rPr>
+          <w:i/>
+        </w:rPr>
+        <w:t xml:space="preserve">Impact of forestry practices on fitness correlates and population productivity in an open-nesting bird species. </w:t>
+      </w:r>
+      <w:r>
+        <w:t>Conserv. Biol. 21, 767–774. https://doi.org/10.1111/j.1523- 1739.2007.00675.x</w:t>
+      </w:r>
+    </w:p>
+    <w:p>
+      <w:r>
+        <w:t xml:space="preserve">Klein, J., 2020. </w:t>
+      </w:r>
+      <w:r>
+        <w:rPr>
+          <w:i/>
+        </w:rPr>
+        <w:t xml:space="preserve">The forgotten forest – On thinning, retention, and biodiversity in the boreal forest. </w:t>
+      </w:r>
+      <w:r>
+        <w:t>Doctoral Thesis No. 2020:50</w:t>
+      </w:r>
+    </w:p>
+    <w:p>
+      <w:r>
+        <w:t xml:space="preserve">Siffczyk, C., Brotons, L., Kangas, K., Orell, M., 2003. </w:t>
+      </w:r>
+      <w:r>
+        <w:rPr>
+          <w:i/>
+        </w:rPr>
+        <w:t xml:space="preserve">Home range size of willow tits. </w:t>
+      </w:r>
+      <w:r>
+        <w:t>Oecologica, 136, 635–642 (2003)</w:t>
+      </w:r>
+    </w:p>
+    <w:p>
+      <w:r>
+        <w:t xml:space="preserve">SLU Artdatabanken, 2021. </w:t>
+      </w:r>
+      <w:r>
+        <w:rPr>
+          <w:i/>
+        </w:rPr>
+        <w:t xml:space="preserve">Artfaktablad. Naturvård – artfakta. </w:t>
+      </w:r>
+      <w:r>
+        <w:t>SLU Artdatabanken, Uppsala</w:t>
       </w:r>
     </w:p>
     <w:p>
@@ -1453,7 +1861,7 @@
     <w:r>
       <w:tab/>
       <w:tab/>
-      <w:t>2026-08-05</w:t>
+      <w:t>2026-08-07</w:t>
       <w:br/>
       <w:br/>
     </w:r>

--- a/tillsyn/A 61636-2025 tillsynsbegäran.docx
+++ b/tillsyn/A 61636-2025 tillsynsbegäran.docx
@@ -65,7 +65,7 @@
     </w:p>
     <w:p>
       <w:r>
-        <w:t>I och inom 6 meter från avverkningsanmälan finns fynd av 10 naturvårdsarter, varav 8 är rödlistade, 5 är fridlysta, 8 är typiska (T) och 1 är signalart (S): garnlav (VU, T), knärot (VU, T, §8), ulltickeporing (VU), lunglav (NT, T), mindre hackspett (NT, T, §4), talltita (NT, §4), tretåig hackspett (NT, T, §4), ullticka (NT, T), grönpyrola (S, T) och spillkråka (T, §4). Se Figur 1.</w:t>
+        <w:t>I och inom 6 meter från avverkningsanmälan finns fynd av 16 naturvårdsarter, varav 11 är rödlistade, 6 är fridlysta, 12 är typiska (T) och 2 är signalarter (S): garnlav (VU, T), knärot (VU, T, §8), ulltickeporing (VU), kötticka (NT), lunglav (NT, T), mindre hackspett (NT, T, §4), rutspindling (NT), stjärntagging (NT, T), talltita (NT, §4), tretåig hackspett (NT, T, §4), ullticka (NT, T), grönpyrola (S, T), spindelblomster (S, T, §8), hultbräken (T), kransmossa (T) och spillkråka (T, §4). Se Figur 1.</w:t>
       </w:r>
     </w:p>
     <w:p>
@@ -182,7 +182,7 @@
     </w:p>
     <w:p>
       <w:r>
-        <w:t>I det avverkningsanmälda området finns 35 fyndplatser för knärot registrerade på Artportalen. Figur 2 visar gränserna för buffertzoner på 50 m, som behöver lämnas kring fyndplatserna för att knärotslokalerna inte ska försvinna vid en avverkning. Av det avverkningsanmälda området överlappar 5.81 ha med buffertzonerna och får av detta skäl inte avverkas.</w:t>
+        <w:t>I det avverkningsanmälda området finns 47 fyndplatser för knärot registrerade på Artportalen. Figur 2 visar gränserna för buffertzoner på 50 m, som behöver lämnas kring fyndplatserna för att knärotslokalerna inte ska försvinna vid en avverkning. Av det avverkningsanmälda området överlappar 6.12 ha med buffertzonerna och får av detta skäl inte avverkas.</w:t>
       </w:r>
     </w:p>
     <w:p>
@@ -262,6 +262,26 @@
         <w:rPr>
           <w:b/>
         </w:rPr>
+        <w:t>Kötticka (NT)</w:t>
+      </w:r>
+      <w:r>
+        <w:t xml:space="preserve"> är granens kötticka och har klassificerats som ”gammelskogsindikator”, då den förekommer med ett tydligt optimum i äldre barrskogar, främst fuktiga granskogar. Den har högst signalvärde söder om den naturliga norrlandsgränsen </w:t>
+      </w:r>
+      <w:r>
+        <w:rPr>
+          <w:i/>
+        </w:rPr>
+        <w:t>limes norrlandicus</w:t>
+      </w:r>
+      <w:r>
+        <w:t>, men signalerar vanligtvis höga naturvärden även i Norrland. Arten är knuten till miljöer med konstant luftfuktighet och känslig för uttorkning som en avverkning kan medföra. Den totala populationen bedöms därför ha minskat under de senaste 30 åren och fortsätter att minska i takt med att grankontinuitetsskogar (skogar som inte kalavverkats) minskar i areal, samtidigt som att lämpliga miljöer inte återskapas i samma takt (SLU Artdatabanken, 2024; Nitare &amp; Skogsstyrelsen, 2019).</w:t>
+      </w:r>
+    </w:p>
+    <w:p>
+      <w:r>
+        <w:rPr>
+          <w:b/>
+        </w:rPr>
         <w:t>Lunglav (NT)</w:t>
       </w:r>
       <w:r>
@@ -338,6 +358,46 @@
         <w:rPr>
           <w:b/>
         </w:rPr>
+        <w:t>Rutspindling (NT)</w:t>
+      </w:r>
+      <w:r>
+        <w:t xml:space="preserve"> bildar mykorrhiza med gran, i ängsgranskog på fuktig näringsrik mark. Iögonfallande och lätt identifierbar art där lukten på skivorna påminner om lingon. Populationerna minskar genom pågående kraftig kalavverkning av äldre granskogar av denna typ (SLU Artdatabanken, 2024).</w:t>
+      </w:r>
+    </w:p>
+    <w:p>
+      <w:r>
+        <w:rPr>
+          <w:b/>
+        </w:rPr>
+        <w:t>Stjärntagging (NT)</w:t>
+      </w:r>
+      <w:r>
+        <w:t xml:space="preserve"> signalerar inom hela sitt utbredningsområde höga naturvärden. Svampen är uttorkningskänslig och beroende av ett oförändrat fuktigt mikroklimat. Den är även beroende av en ständig tillgång på död ved i olika nedbrytningsstadier, dock ej nödvändigtvis grova träd. Tidigare påverkan på miljön måste dock ha varit så skonsam att det naturliga skogsekosystemet till stora delar har bevarats. Minskningstakten för den svenska populationen bedöms vara nära gränsvärdet för Sårbar (VU). Stjärntagging är typisk art för </w:t>
+      </w:r>
+      <w:r>
+        <w:rPr>
+          <w:i/>
+        </w:rPr>
+        <w:t xml:space="preserve">9010 Taiga, 9050 Näringsrik granskog </w:t>
+      </w:r>
+      <w:r>
+        <w:t xml:space="preserve">och </w:t>
+      </w:r>
+      <w:r>
+        <w:rPr>
+          <w:i/>
+        </w:rPr>
+        <w:t>9030 Landhöjningsskog</w:t>
+      </w:r>
+      <w:r>
+        <w:t xml:space="preserve"> (SLU Artdatabanken, 2024; Nitare &amp; Skogsstyrelsen, 2019).</w:t>
+      </w:r>
+    </w:p>
+    <w:p>
+      <w:r>
+        <w:rPr>
+          <w:b/>
+        </w:rPr>
         <w:t>Talltita (NT, §4)</w:t>
       </w:r>
       <w:r>
@@ -463,6 +523,84 @@
         <w:rPr>
           <w:b/>
         </w:rPr>
+        <w:t>Spindelblomster (§8)</w:t>
+      </w:r>
+      <w:r>
+        <w:t xml:space="preserve"> växer i äldre mossrik granskog eller barrblandskog, men även i fjällbjörkskog. Arten indikerar långvarig trädkontinuitet och hög luftfuktighet och är mycket känslig för uttorkning och markskador. Spindelblomster har i många trakter minskat starkt under senare tid på grund av slutavverkningar och skogsmarksdikning. Spindelblomster är typisk art för </w:t>
+      </w:r>
+      <w:r>
+        <w:rPr>
+          <w:i/>
+        </w:rPr>
+        <w:t xml:space="preserve">9010 Taiga, 9050 Näringsrik granskog </w:t>
+      </w:r>
+      <w:r>
+        <w:t>och</w:t>
+      </w:r>
+      <w:r>
+        <w:rPr>
+          <w:i/>
+        </w:rPr>
+        <w:t xml:space="preserve"> 9040 Fjällbjörkskog</w:t>
+      </w:r>
+      <w:r>
+        <w:t xml:space="preserve"> (Nitare &amp; Skogsstyrelsen, 2019; SLU Artdatabanken, 2025).</w:t>
+      </w:r>
+    </w:p>
+    <w:p>
+      <w:r>
+        <w:rPr>
+          <w:b/>
+        </w:rPr>
+        <w:t xml:space="preserve">Hultbräken </w:t>
+      </w:r>
+      <w:r>
+        <w:t xml:space="preserve">är typisk art för </w:t>
+      </w:r>
+      <w:r>
+        <w:rPr>
+          <w:i/>
+        </w:rPr>
+        <w:t xml:space="preserve">9050 Näringsrik granskog </w:t>
+      </w:r>
+      <w:r>
+        <w:t>(SLU Artdatabanken, 2025).</w:t>
+      </w:r>
+    </w:p>
+    <w:p>
+      <w:r>
+        <w:rPr>
+          <w:b/>
+        </w:rPr>
+        <w:t>Kransmossa</w:t>
+      </w:r>
+      <w:r>
+        <w:t xml:space="preserve"> är typisk art för </w:t>
+      </w:r>
+      <w:r>
+        <w:rPr>
+          <w:i/>
+        </w:rPr>
+        <w:t xml:space="preserve">9050 Näringsrik granskog </w:t>
+      </w:r>
+      <w:r>
+        <w:t xml:space="preserve">och </w:t>
+      </w:r>
+      <w:r>
+        <w:rPr>
+          <w:i/>
+        </w:rPr>
+        <w:t xml:space="preserve">6170 Alpina kalkgräsmarker </w:t>
+      </w:r>
+      <w:r>
+        <w:t>(SLU Artdatabanken, 2025).</w:t>
+      </w:r>
+    </w:p>
+    <w:p>
+      <w:r>
+        <w:rPr>
+          <w:b/>
+        </w:rPr>
         <w:t>Spillkråka (§4)</w:t>
       </w:r>
       <w:r>
@@ -524,7 +662,7 @@
     </w:p>
     <w:p>
       <w:r>
-        <w:t>Följande typiska arter har sina livsmiljöer och växtplatser i den avverkningsanmälda skogen: garnlav (VU, T), knärot (VU, T, §8), lunglav (NT, T), mindre hackspett (NT, T, §4), tretåig hackspett (NT, T, §4), ullticka (NT, T), grönpyrola (S, T) och spillkråka (T, §4).</w:t>
+        <w:t>Följande typiska arter har sina livsmiljöer och växtplatser i den avverkningsanmälda skogen: garnlav (VU, T), knärot (VU, T, §8), lunglav (NT, T), mindre hackspett (NT, T, §4), stjärntagging (NT, T), tretåig hackspett (NT, T, §4), ullticka (NT, T), grönpyrola (S, T), spindelblomster (S, T, §8), hultbräken (T), kransmossa (T) och spillkråka (T, §4).</w:t>
       </w:r>
     </w:p>
     <w:p>
@@ -1861,7 +1999,7 @@
     <w:r>
       <w:tab/>
       <w:tab/>
-      <w:t>2026-08-07</w:t>
+      <w:t>2026-08-08</w:t>
       <w:br/>
       <w:br/>
     </w:r>

--- a/tillsyn/A 61636-2025 tillsynsbegäran.docx
+++ b/tillsyn/A 61636-2025 tillsynsbegäran.docx
@@ -1999,7 +1999,7 @@
     <w:r>
       <w:tab/>
       <w:tab/>
-      <w:t>2026-08-15</w:t>
+      <w:t>2026-08-16</w:t>
       <w:br/>
       <w:br/>
     </w:r>

--- a/tillsyn/A 61636-2025 tillsynsbegäran.docx
+++ b/tillsyn/A 61636-2025 tillsynsbegäran.docx
@@ -1999,7 +1999,7 @@
     <w:r>
       <w:tab/>
       <w:tab/>
-      <w:t>2026-08-16</w:t>
+      <w:t>2026-08-17</w:t>
       <w:br/>
       <w:br/>
     </w:r>

--- a/tillsyn/A 61636-2025 tillsynsbegäran.docx
+++ b/tillsyn/A 61636-2025 tillsynsbegäran.docx
@@ -1999,7 +1999,7 @@
     <w:r>
       <w:tab/>
       <w:tab/>
-      <w:t>2026-08-17</w:t>
+      <w:t>2026-08-18</w:t>
       <w:br/>
       <w:br/>
     </w:r>

--- a/tillsyn/A 61636-2025 tillsynsbegäran.docx
+++ b/tillsyn/A 61636-2025 tillsynsbegäran.docx
@@ -1999,7 +1999,7 @@
     <w:r>
       <w:tab/>
       <w:tab/>
-      <w:t>2026-08-18</w:t>
+      <w:t>2026-08-19</w:t>
       <w:br/>
       <w:br/>
     </w:r>

--- a/tillsyn/A 61636-2025 tillsynsbegäran.docx
+++ b/tillsyn/A 61636-2025 tillsynsbegäran.docx
@@ -1999,7 +1999,7 @@
     <w:r>
       <w:tab/>
       <w:tab/>
-      <w:t>2026-08-19</w:t>
+      <w:t>2026-08-20</w:t>
       <w:br/>
       <w:br/>
     </w:r>

--- a/tillsyn/A 61636-2025 tillsynsbegäran.docx
+++ b/tillsyn/A 61636-2025 tillsynsbegäran.docx
@@ -1999,7 +1999,7 @@
     <w:r>
       <w:tab/>
       <w:tab/>
-      <w:t>2026-08-20</w:t>
+      <w:t>2026-08-21</w:t>
       <w:br/>
       <w:br/>
     </w:r>

--- a/tillsyn/A 61636-2025 tillsynsbegäran.docx
+++ b/tillsyn/A 61636-2025 tillsynsbegäran.docx
@@ -1999,7 +1999,7 @@
     <w:r>
       <w:tab/>
       <w:tab/>
-      <w:t>2026-08-21</w:t>
+      <w:t>2026-08-22</w:t>
       <w:br/>
       <w:br/>
     </w:r>

--- a/tillsyn/A 61636-2025 tillsynsbegäran.docx
+++ b/tillsyn/A 61636-2025 tillsynsbegäran.docx
@@ -1999,7 +1999,7 @@
     <w:r>
       <w:tab/>
       <w:tab/>
-      <w:t>2026-08-22</w:t>
+      <w:t>2026-08-23</w:t>
       <w:br/>
       <w:br/>
     </w:r>

--- a/tillsyn/A 61636-2025 tillsynsbegäran.docx
+++ b/tillsyn/A 61636-2025 tillsynsbegäran.docx
@@ -1999,7 +1999,7 @@
     <w:r>
       <w:tab/>
       <w:tab/>
-      <w:t>2026-08-23</w:t>
+      <w:t>2026-08-24</w:t>
       <w:br/>
       <w:br/>
     </w:r>

--- a/tillsyn/A 61636-2025 tillsynsbegäran.docx
+++ b/tillsyn/A 61636-2025 tillsynsbegäran.docx
@@ -1999,7 +1999,7 @@
     <w:r>
       <w:tab/>
       <w:tab/>
-      <w:t>2026-08-24</w:t>
+      <w:t>2026-08-25</w:t>
       <w:br/>
       <w:br/>
     </w:r>

--- a/tillsyn/A 61636-2025 tillsynsbegäran.docx
+++ b/tillsyn/A 61636-2025 tillsynsbegäran.docx
@@ -1999,7 +1999,7 @@
     <w:r>
       <w:tab/>
       <w:tab/>
-      <w:t>2026-08-25</w:t>
+      <w:t>2026-08-26</w:t>
       <w:br/>
       <w:br/>
     </w:r>

--- a/tillsyn/A 61636-2025 tillsynsbegäran.docx
+++ b/tillsyn/A 61636-2025 tillsynsbegäran.docx
@@ -1999,7 +1999,7 @@
     <w:r>
       <w:tab/>
       <w:tab/>
-      <w:t>2026-08-26</w:t>
+      <w:t>2026-08-27</w:t>
       <w:br/>
       <w:br/>
     </w:r>

--- a/tillsyn/A 61636-2025 tillsynsbegäran.docx
+++ b/tillsyn/A 61636-2025 tillsynsbegäran.docx
@@ -1999,7 +1999,7 @@
     <w:r>
       <w:tab/>
       <w:tab/>
-      <w:t>2026-08-27</w:t>
+      <w:t>2026-08-28</w:t>
       <w:br/>
       <w:br/>
     </w:r>

--- a/tillsyn/A 61636-2025 tillsynsbegäran.docx
+++ b/tillsyn/A 61636-2025 tillsynsbegäran.docx
@@ -1999,7 +1999,7 @@
     <w:r>
       <w:tab/>
       <w:tab/>
-      <w:t>2026-08-28</w:t>
+      <w:t>2026-08-29</w:t>
       <w:br/>
       <w:br/>
     </w:r>

--- a/tillsyn/A 61636-2025 tillsynsbegäran.docx
+++ b/tillsyn/A 61636-2025 tillsynsbegäran.docx
@@ -1999,7 +1999,7 @@
     <w:r>
       <w:tab/>
       <w:tab/>
-      <w:t>2026-08-29</w:t>
+      <w:t>2026-08-31</w:t>
       <w:br/>
       <w:br/>
     </w:r>

--- a/tillsyn/A 61636-2025 tillsynsbegäran.docx
+++ b/tillsyn/A 61636-2025 tillsynsbegäran.docx
@@ -1999,7 +1999,7 @@
     <w:r>
       <w:tab/>
       <w:tab/>
-      <w:t>2026-08-31</w:t>
+      <w:t>2026-09-01</w:t>
       <w:br/>
       <w:br/>
     </w:r>

--- a/tillsyn/A 61636-2025 tillsynsbegäran.docx
+++ b/tillsyn/A 61636-2025 tillsynsbegäran.docx
@@ -1999,7 +1999,7 @@
     <w:r>
       <w:tab/>
       <w:tab/>
-      <w:t>2026-09-01</w:t>
+      <w:t>2026-09-02</w:t>
       <w:br/>
       <w:br/>
     </w:r>

--- a/tillsyn/A 61636-2025 tillsynsbegäran.docx
+++ b/tillsyn/A 61636-2025 tillsynsbegäran.docx
@@ -1999,7 +1999,7 @@
     <w:r>
       <w:tab/>
       <w:tab/>
-      <w:t>2026-09-02</w:t>
+      <w:t>2026-09-03</w:t>
       <w:br/>
       <w:br/>
     </w:r>

--- a/tillsyn/A 61636-2025 tillsynsbegäran.docx
+++ b/tillsyn/A 61636-2025 tillsynsbegäran.docx
@@ -1999,7 +1999,7 @@
     <w:r>
       <w:tab/>
       <w:tab/>
-      <w:t>2026-09-03</w:t>
+      <w:t>2026-09-04</w:t>
       <w:br/>
       <w:br/>
     </w:r>

--- a/tillsyn/A 61636-2025 tillsynsbegäran.docx
+++ b/tillsyn/A 61636-2025 tillsynsbegäran.docx
@@ -1999,7 +1999,7 @@
     <w:r>
       <w:tab/>
       <w:tab/>
-      <w:t>2026-09-04</w:t>
+      <w:t>2026-09-05</w:t>
       <w:br/>
       <w:br/>
     </w:r>

--- a/tillsyn/A 61636-2025 tillsynsbegäran.docx
+++ b/tillsyn/A 61636-2025 tillsynsbegäran.docx
@@ -1999,7 +1999,7 @@
     <w:r>
       <w:tab/>
       <w:tab/>
-      <w:t>2026-09-05</w:t>
+      <w:t>2026-09-06</w:t>
       <w:br/>
       <w:br/>
     </w:r>

--- a/tillsyn/A 61636-2025 tillsynsbegäran.docx
+++ b/tillsyn/A 61636-2025 tillsynsbegäran.docx
@@ -1999,7 +1999,7 @@
     <w:r>
       <w:tab/>
       <w:tab/>
-      <w:t>2026-09-06</w:t>
+      <w:t>2026-09-07</w:t>
       <w:br/>
       <w:br/>
     </w:r>

--- a/tillsyn/A 61636-2025 tillsynsbegäran.docx
+++ b/tillsyn/A 61636-2025 tillsynsbegäran.docx
@@ -1999,7 +1999,7 @@
     <w:r>
       <w:tab/>
       <w:tab/>
-      <w:t>2026-09-07</w:t>
+      <w:t>2026-09-08</w:t>
       <w:br/>
       <w:br/>
     </w:r>

--- a/tillsyn/A 61636-2025 tillsynsbegäran.docx
+++ b/tillsyn/A 61636-2025 tillsynsbegäran.docx
@@ -1999,7 +1999,7 @@
     <w:r>
       <w:tab/>
       <w:tab/>
-      <w:t>2026-09-08</w:t>
+      <w:t>2026-09-09</w:t>
       <w:br/>
       <w:br/>
     </w:r>

--- a/tillsyn/A 61636-2025 tillsynsbegäran.docx
+++ b/tillsyn/A 61636-2025 tillsynsbegäran.docx
@@ -1999,7 +1999,7 @@
     <w:r>
       <w:tab/>
       <w:tab/>
-      <w:t>2026-09-09</w:t>
+      <w:t>2026-09-10</w:t>
       <w:br/>
       <w:br/>
     </w:r>

--- a/tillsyn/A 61636-2025 tillsynsbegäran.docx
+++ b/tillsyn/A 61636-2025 tillsynsbegäran.docx
@@ -1999,7 +1999,7 @@
     <w:r>
       <w:tab/>
       <w:tab/>
-      <w:t>2026-09-10</w:t>
+      <w:t>2026-09-11</w:t>
       <w:br/>
       <w:br/>
     </w:r>

--- a/tillsyn/A 61636-2025 tillsynsbegäran.docx
+++ b/tillsyn/A 61636-2025 tillsynsbegäran.docx
@@ -1999,7 +1999,7 @@
     <w:r>
       <w:tab/>
       <w:tab/>
-      <w:t>2026-09-11</w:t>
+      <w:t>2026-09-12</w:t>
       <w:br/>
       <w:br/>
     </w:r>
